--- a/EECS_738_machine_learning/lab6/Lab 6.docx
+++ b/EECS_738_machine_learning/lab6/Lab 6.docx
@@ -217,7 +217,7 @@
         </w:rPr>
         <w:drawing>
           <wp:inline distT="0" distB="0" distL="0" distR="0">
-            <wp:extent cx="3086100" cy="1926590"/>
+            <wp:extent cx="2767693" cy="1727815"/>
             <wp:effectExtent l="0" t="0" r="0" b="0"/>
             <wp:docPr id="2" name="Picture 2" descr="A close up of a map&#10;&#10;Description automatically generated"/>
             <wp:cNvGraphicFramePr>
@@ -248,7 +248,7 @@
                   <pic:spPr bwMode="auto">
                     <a:xfrm>
                       <a:off x="0" y="0"/>
-                      <a:ext cx="3086100" cy="1926590"/>
+                      <a:ext cx="2786925" cy="1739821"/>
                     </a:xfrm>
                     <a:prstGeom prst="rect">
                       <a:avLst/>
@@ -283,6 +283,126 @@
           <w:lang w:val="en-US"/>
         </w:rPr>
         <w:t xml:space="preserve">5. </w:t>
+      </w:r>
+      <w:r>
+        <w:rPr>
+          <w:lang w:val="en-US"/>
+        </w:rPr>
+        <w:t xml:space="preserve">When changing the </w:t>
+      </w:r>
+      <w:r>
+        <w:rPr>
+          <w:lang w:val="en-US"/>
+        </w:rPr>
+        <w:t xml:space="preserve">filters from 64 to 250, </w:t>
+      </w:r>
+      <w:r>
+        <w:rPr>
+          <w:lang w:val="en-US"/>
+        </w:rPr>
+        <w:t>it’s a surprise that the model does not learn</w:t>
+      </w:r>
+      <w:r>
+        <w:rPr>
+          <w:lang w:val="en-US"/>
+        </w:rPr>
+        <w:t>. Both loss and accuracy remain at a constant.</w:t>
+      </w:r>
+    </w:p>
+    <w:p>
+      <w:pPr>
+        <w:jc w:val="center"/>
+        <w:rPr>
+          <w:rFonts w:ascii="Times New Roman" w:eastAsia="Times New Roman" w:hAnsi="Times New Roman" w:cs="Times New Roman"/>
+        </w:rPr>
+      </w:pPr>
+      <w:r>
+        <w:rPr>
+          <w:noProof/>
+          <w:lang w:val="en-US"/>
+        </w:rPr>
+        <w:drawing>
+          <wp:inline distT="0" distB="0" distL="0" distR="0">
+            <wp:extent cx="2792186" cy="1775994"/>
+            <wp:effectExtent l="0" t="0" r="0" b="0"/>
+            <wp:docPr id="3" name="Picture 3" descr="A close up of text on a white background&#10;&#10;Description automatically generated"/>
+            <wp:cNvGraphicFramePr>
+              <a:graphicFrameLocks xmlns:a="http://schemas.openxmlformats.org/drawingml/2006/main" noChangeAspect="1"/>
+            </wp:cNvGraphicFramePr>
+            <a:graphic xmlns:a="http://schemas.openxmlformats.org/drawingml/2006/main">
+              <a:graphicData uri="http://schemas.openxmlformats.org/drawingml/2006/picture">
+                <pic:pic xmlns:pic="http://schemas.openxmlformats.org/drawingml/2006/picture">
+                  <pic:nvPicPr>
+                    <pic:cNvPr id="0" name="Picture 5"/>
+                    <pic:cNvPicPr>
+                      <a:picLocks noChangeAspect="1" noChangeArrowheads="1"/>
+                    </pic:cNvPicPr>
+                  </pic:nvPicPr>
+                  <pic:blipFill>
+                    <a:blip r:embed="rId6">
+                      <a:extLst>
+                        <a:ext uri="{28A0092B-C50C-407E-A947-70E740481C1C}">
+                          <a14:useLocalDpi xmlns:a14="http://schemas.microsoft.com/office/drawing/2010/main" val="0"/>
+                        </a:ext>
+                      </a:extLst>
+                    </a:blip>
+                    <a:srcRect/>
+                    <a:stretch>
+                      <a:fillRect/>
+                    </a:stretch>
+                  </pic:blipFill>
+                  <pic:spPr bwMode="auto">
+                    <a:xfrm>
+                      <a:off x="0" y="0"/>
+                      <a:ext cx="2802592" cy="1782613"/>
+                    </a:xfrm>
+                    <a:prstGeom prst="rect">
+                      <a:avLst/>
+                    </a:prstGeom>
+                    <a:noFill/>
+                    <a:ln>
+                      <a:noFill/>
+                    </a:ln>
+                  </pic:spPr>
+                </pic:pic>
+              </a:graphicData>
+            </a:graphic>
+          </wp:inline>
+        </w:drawing>
+      </w:r>
+    </w:p>
+    <w:p>
+      <w:pPr>
+        <w:rPr>
+          <w:lang w:val="en-US"/>
+        </w:rPr>
+      </w:pPr>
+      <w:r>
+        <w:rPr>
+          <w:lang w:val="en-US"/>
+        </w:rPr>
+        <w:lastRenderedPageBreak/>
+        <w:t>Too many filters probably dilute the information contained in the training data, making the dense layer extremely harder to model the text inputs with output.</w:t>
+      </w:r>
+    </w:p>
+    <w:p>
+      <w:pPr>
+        <w:rPr>
+          <w:lang w:val="en-US"/>
+        </w:rPr>
+      </w:pPr>
+    </w:p>
+    <w:p>
+      <w:pPr>
+        <w:rPr>
+          <w:lang w:val="en-US"/>
+        </w:rPr>
+      </w:pPr>
+      <w:r>
+        <w:rPr>
+          <w:lang w:val="en-US"/>
+        </w:rPr>
+        <w:t xml:space="preserve">6. </w:t>
       </w:r>
     </w:p>
     <w:p>

--- a/EECS_738_machine_learning/lab6/Lab 6.docx
+++ b/EECS_738_machine_learning/lab6/Lab 6.docx
@@ -404,13 +404,288 @@
         </w:rPr>
         <w:t xml:space="preserve">6. </w:t>
       </w:r>
-    </w:p>
-    <w:p>
-      <w:pPr>
-        <w:rPr>
-          <w:lang w:val="en-US"/>
-        </w:rPr>
-      </w:pPr>
+      <w:r>
+        <w:rPr>
+          <w:lang w:val="en-US"/>
+        </w:rPr>
+        <w:t xml:space="preserve">Another layer of convolution with BatchNorm is added. </w:t>
+      </w:r>
+    </w:p>
+    <w:p>
+      <w:pPr>
+        <w:jc w:val="center"/>
+        <w:rPr>
+          <w:rFonts w:ascii="Times New Roman" w:eastAsia="Times New Roman" w:hAnsi="Times New Roman" w:cs="Times New Roman"/>
+        </w:rPr>
+      </w:pPr>
+      <w:r>
+        <w:rPr>
+          <w:noProof/>
+          <w:lang w:val="en-US"/>
+        </w:rPr>
+        <w:drawing>
+          <wp:inline distT="0" distB="0" distL="0" distR="0">
+            <wp:extent cx="3086100" cy="1926590"/>
+            <wp:effectExtent l="0" t="0" r="0" b="0"/>
+            <wp:docPr id="4" name="Picture 4" descr="A close up of a map&#10;&#10;Description automatically generated"/>
+            <wp:cNvGraphicFramePr>
+              <a:graphicFrameLocks xmlns:a="http://schemas.openxmlformats.org/drawingml/2006/main" noChangeAspect="1"/>
+            </wp:cNvGraphicFramePr>
+            <a:graphic xmlns:a="http://schemas.openxmlformats.org/drawingml/2006/main">
+              <a:graphicData uri="http://schemas.openxmlformats.org/drawingml/2006/picture">
+                <pic:pic xmlns:pic="http://schemas.openxmlformats.org/drawingml/2006/picture">
+                  <pic:nvPicPr>
+                    <pic:cNvPr id="0" name="Picture 7"/>
+                    <pic:cNvPicPr>
+                      <a:picLocks noChangeAspect="1" noChangeArrowheads="1"/>
+                    </pic:cNvPicPr>
+                  </pic:nvPicPr>
+                  <pic:blipFill>
+                    <a:blip r:embed="rId7">
+                      <a:extLst>
+                        <a:ext uri="{28A0092B-C50C-407E-A947-70E740481C1C}">
+                          <a14:useLocalDpi xmlns:a14="http://schemas.microsoft.com/office/drawing/2010/main" val="0"/>
+                        </a:ext>
+                      </a:extLst>
+                    </a:blip>
+                    <a:srcRect/>
+                    <a:stretch>
+                      <a:fillRect/>
+                    </a:stretch>
+                  </pic:blipFill>
+                  <pic:spPr bwMode="auto">
+                    <a:xfrm>
+                      <a:off x="0" y="0"/>
+                      <a:ext cx="3086100" cy="1926590"/>
+                    </a:xfrm>
+                    <a:prstGeom prst="rect">
+                      <a:avLst/>
+                    </a:prstGeom>
+                    <a:noFill/>
+                    <a:ln>
+                      <a:noFill/>
+                    </a:ln>
+                  </pic:spPr>
+                </pic:pic>
+              </a:graphicData>
+            </a:graphic>
+          </wp:inline>
+        </w:drawing>
+      </w:r>
+    </w:p>
+    <w:p>
+      <w:pPr>
+        <w:rPr>
+          <w:lang w:val="en-US"/>
+        </w:rPr>
+      </w:pPr>
+      <w:r>
+        <w:rPr>
+          <w:lang w:val="en-US"/>
+        </w:rPr>
+        <w:t xml:space="preserve">Compared with the baseline, this model has been very similar, except that validation loss grows larger after </w:t>
+      </w:r>
+      <w:r>
+        <w:rPr>
+          <w:lang w:val="en-US"/>
+        </w:rPr>
+        <w:t>6 epochs, indicating more overfitting.</w:t>
+      </w:r>
+    </w:p>
+    <w:p>
+      <w:pPr>
+        <w:rPr>
+          <w:lang w:val="en-US"/>
+        </w:rPr>
+      </w:pPr>
+      <w:r>
+        <w:rPr>
+          <w:lang w:val="en-US"/>
+        </w:rPr>
+        <w:t>These 2 changes are quite different than the 2D CNN in lab5, where adding filters would help increase accuracy</w:t>
+      </w:r>
+      <w:r>
+        <w:rPr>
+          <w:lang w:val="en-US"/>
+        </w:rPr>
+        <w:t>.</w:t>
+      </w:r>
+    </w:p>
+    <w:p>
+      <w:pPr>
+        <w:rPr>
+          <w:lang w:val="en-US"/>
+        </w:rPr>
+      </w:pPr>
+    </w:p>
+    <w:p>
+      <w:pPr>
+        <w:rPr>
+          <w:lang w:val="en-US"/>
+        </w:rPr>
+      </w:pPr>
+      <w:r>
+        <w:rPr>
+          <w:lang w:val="en-US"/>
+        </w:rPr>
+        <w:t xml:space="preserve">7. </w:t>
+      </w:r>
+      <w:r>
+        <w:rPr>
+          <w:lang w:val="en-US"/>
+        </w:rPr>
+        <w:t>The LSTM model is introduced with 2 LSTM layers.</w:t>
+      </w:r>
+      <w:r>
+        <w:rPr>
+          <w:lang w:val="en-US"/>
+        </w:rPr>
+        <w:t xml:space="preserve"> Compared to the baseline, it improves the validation accuracy and at the same time diminishing validation loss a lot, despite a little bit overfitting shown in the below training history. </w:t>
+      </w:r>
+      <w:r>
+        <w:rPr>
+          <w:lang w:val="en-US"/>
+        </w:rPr>
+        <w:t>T</w:t>
+      </w:r>
+      <w:r>
+        <w:rPr>
+          <w:lang w:val="en-US"/>
+        </w:rPr>
+        <w:t>hanks to the structure of LSTM cells</w:t>
+      </w:r>
+      <w:r>
+        <w:rPr>
+          <w:lang w:val="en-US"/>
+        </w:rPr>
+        <w:t xml:space="preserve"> that enables prioritizing long sequence information and memorizing parts of them using forget gate,</w:t>
+      </w:r>
+      <w:r>
+        <w:rPr>
+          <w:lang w:val="en-US"/>
+        </w:rPr>
+        <w:t xml:space="preserve"> </w:t>
+      </w:r>
+      <w:r>
+        <w:rPr>
+          <w:lang w:val="en-US"/>
+        </w:rPr>
+        <w:t xml:space="preserve">we achieve more accurate information retrieval from the text, and at the same time alleviate </w:t>
+      </w:r>
+      <w:r>
+        <w:rPr>
+          <w:lang w:val="en-US"/>
+        </w:rPr>
+        <w:t xml:space="preserve">the extent </w:t>
+      </w:r>
+      <w:r>
+        <w:rPr>
+          <w:lang w:val="en-US"/>
+        </w:rPr>
+        <w:t xml:space="preserve">of </w:t>
+      </w:r>
+      <w:r>
+        <w:rPr>
+          <w:lang w:val="en-US"/>
+        </w:rPr>
+        <w:t>overfitting compared to the baseline.</w:t>
+      </w:r>
+    </w:p>
+    <w:p>
+      <w:pPr>
+        <w:jc w:val="center"/>
+        <w:rPr>
+          <w:rFonts w:ascii="Times New Roman" w:eastAsia="Times New Roman" w:hAnsi="Times New Roman" w:cs="Times New Roman"/>
+        </w:rPr>
+      </w:pPr>
+      <w:r>
+        <w:rPr>
+          <w:noProof/>
+          <w:lang w:val="en-US"/>
+        </w:rPr>
+        <w:drawing>
+          <wp:inline distT="0" distB="0" distL="0" distR="0">
+            <wp:extent cx="3118485" cy="1926590"/>
+            <wp:effectExtent l="0" t="0" r="0" b="0"/>
+            <wp:docPr id="5" name="Picture 5" descr="A close up of text on a white background&#10;&#10;Description automatically generated"/>
+            <wp:cNvGraphicFramePr>
+              <a:graphicFrameLocks xmlns:a="http://schemas.openxmlformats.org/drawingml/2006/main" noChangeAspect="1"/>
+            </wp:cNvGraphicFramePr>
+            <a:graphic xmlns:a="http://schemas.openxmlformats.org/drawingml/2006/main">
+              <a:graphicData uri="http://schemas.openxmlformats.org/drawingml/2006/picture">
+                <pic:pic xmlns:pic="http://schemas.openxmlformats.org/drawingml/2006/picture">
+                  <pic:nvPicPr>
+                    <pic:cNvPr id="0" name="Picture 9"/>
+                    <pic:cNvPicPr>
+                      <a:picLocks noChangeAspect="1" noChangeArrowheads="1"/>
+                    </pic:cNvPicPr>
+                  </pic:nvPicPr>
+                  <pic:blipFill>
+                    <a:blip r:embed="rId8">
+                      <a:extLst>
+                        <a:ext uri="{28A0092B-C50C-407E-A947-70E740481C1C}">
+                          <a14:useLocalDpi xmlns:a14="http://schemas.microsoft.com/office/drawing/2010/main" val="0"/>
+                        </a:ext>
+                      </a:extLst>
+                    </a:blip>
+                    <a:srcRect/>
+                    <a:stretch>
+                      <a:fillRect/>
+                    </a:stretch>
+                  </pic:blipFill>
+                  <pic:spPr bwMode="auto">
+                    <a:xfrm>
+                      <a:off x="0" y="0"/>
+                      <a:ext cx="3118485" cy="1926590"/>
+                    </a:xfrm>
+                    <a:prstGeom prst="rect">
+                      <a:avLst/>
+                    </a:prstGeom>
+                    <a:noFill/>
+                    <a:ln>
+                      <a:noFill/>
+                    </a:ln>
+                  </pic:spPr>
+                </pic:pic>
+              </a:graphicData>
+            </a:graphic>
+          </wp:inline>
+        </w:drawing>
+      </w:r>
+    </w:p>
+    <w:p>
+      <w:pPr>
+        <w:rPr>
+          <w:lang w:val="en-US"/>
+        </w:rPr>
+      </w:pPr>
+    </w:p>
+    <w:p>
+      <w:pPr>
+        <w:rPr>
+          <w:lang w:val="en-US"/>
+        </w:rPr>
+      </w:pPr>
+    </w:p>
+    <w:p>
+      <w:pPr>
+        <w:rPr>
+          <w:lang w:val="en-US"/>
+        </w:rPr>
+      </w:pPr>
+    </w:p>
+    <w:p>
+      <w:pPr>
+        <w:rPr>
+          <w:lang w:val="en-US"/>
+        </w:rPr>
+      </w:pPr>
+      <w:r>
+        <w:rPr>
+          <w:lang w:val="en-US"/>
+        </w:rPr>
+        <w:t xml:space="preserve"> </w:t>
+      </w:r>
     </w:p>
     <w:sectPr>
       <w:pgSz w:w="11900" w:h="16840"/>

--- a/EECS_738_machine_learning/lab6/Lab 6.docx
+++ b/EECS_738_machine_learning/lab6/Lab 6.docx
@@ -408,7 +408,21 @@
         <w:rPr>
           <w:lang w:val="en-US"/>
         </w:rPr>
-        <w:t xml:space="preserve">Another layer of convolution with BatchNorm is added. </w:t>
+        <w:t xml:space="preserve">Another layer of convolution with </w:t>
+      </w:r>
+      <w:proofErr w:type="spellStart"/>
+      <w:r>
+        <w:rPr>
+          <w:lang w:val="en-US"/>
+        </w:rPr>
+        <w:t>BatchNorm</w:t>
+      </w:r>
+      <w:proofErr w:type="spellEnd"/>
+      <w:r>
+        <w:rPr>
+          <w:lang w:val="en-US"/>
+        </w:rPr>
+        <w:t xml:space="preserve"> is added. </w:t>
       </w:r>
     </w:p>
     <w:p>
@@ -502,13 +516,7 @@
         <w:rPr>
           <w:lang w:val="en-US"/>
         </w:rPr>
-        <w:t>These 2 changes are quite different than the 2D CNN in lab5, where adding filters would help increase accuracy</w:t>
-      </w:r>
-      <w:r>
-        <w:rPr>
-          <w:lang w:val="en-US"/>
-        </w:rPr>
-        <w:t>.</w:t>
+        <w:t>While compared with 2D CNN in lab5, there are different changes. adding filters would help increase accuracy for 2D CNN as elaborated in lab5, but not here. And adding more layers does not seem to help much in both 1D and 2D CNN. They both see a little bit more overfitting with increased validation loss after 6-7 epochs.</w:t>
       </w:r>
     </w:p>
     <w:p>
@@ -605,7 +613,7 @@
         </w:rPr>
         <w:drawing>
           <wp:inline distT="0" distB="0" distL="0" distR="0">
-            <wp:extent cx="3118485" cy="1926590"/>
+            <wp:extent cx="2800350" cy="1730047"/>
             <wp:effectExtent l="0" t="0" r="0" b="0"/>
             <wp:docPr id="5" name="Picture 5" descr="A close up of text on a white background&#10;&#10;Description automatically generated"/>
             <wp:cNvGraphicFramePr>
@@ -636,7 +644,7 @@
                   <pic:spPr bwMode="auto">
                     <a:xfrm>
                       <a:off x="0" y="0"/>
-                      <a:ext cx="3118485" cy="1926590"/>
+                      <a:ext cx="2808522" cy="1735096"/>
                     </a:xfrm>
                     <a:prstGeom prst="rect">
                       <a:avLst/>
@@ -666,26 +674,315 @@
           <w:lang w:val="en-US"/>
         </w:rPr>
       </w:pPr>
-    </w:p>
-    <w:p>
-      <w:pPr>
-        <w:rPr>
-          <w:lang w:val="en-US"/>
-        </w:rPr>
-      </w:pPr>
-    </w:p>
-    <w:p>
-      <w:pPr>
-        <w:rPr>
-          <w:lang w:val="en-US"/>
-        </w:rPr>
-      </w:pPr>
+      <w:r>
+        <w:rPr>
+          <w:lang w:val="en-US"/>
+        </w:rPr>
+        <w:t xml:space="preserve">8. </w:t>
+      </w:r>
+      <w:r>
+        <w:rPr>
+          <w:lang w:val="en-US"/>
+        </w:rPr>
+        <w:t xml:space="preserve">Adding one more layer of LSTM </w:t>
+      </w:r>
+      <w:r>
+        <w:rPr>
+          <w:lang w:val="en-US"/>
+        </w:rPr>
+        <w:t xml:space="preserve">does </w:t>
+      </w:r>
+      <w:r>
+        <w:rPr>
+          <w:lang w:val="en-US"/>
+        </w:rPr>
+        <w:t xml:space="preserve">has a tricky effect. </w:t>
+      </w:r>
+      <w:r>
+        <w:rPr>
+          <w:lang w:val="en-US"/>
+        </w:rPr>
+        <w:t xml:space="preserve">Looking from the training history below, every metric remains the same for </w:t>
+      </w:r>
+      <w:r>
+        <w:rPr>
+          <w:lang w:val="en-US"/>
+        </w:rPr>
+        <w:t>4</w:t>
+      </w:r>
+      <w:r>
+        <w:rPr>
+          <w:lang w:val="en-US"/>
+        </w:rPr>
+        <w:t xml:space="preserve"> epochs, with validation loss even increasing by 64%</w:t>
+      </w:r>
+      <w:r>
+        <w:rPr>
+          <w:lang w:val="en-US"/>
+        </w:rPr>
+        <w:t xml:space="preserve">. </w:t>
+      </w:r>
+    </w:p>
+    <w:p>
+      <w:pPr>
+        <w:jc w:val="center"/>
+        <w:rPr>
+          <w:lang w:val="en-US"/>
+        </w:rPr>
+      </w:pPr>
+      <w:r>
+        <w:rPr>
+          <w:noProof/>
+          <w:lang w:val="en-US"/>
+        </w:rPr>
+        <w:lastRenderedPageBreak/>
+        <w:drawing>
+          <wp:inline distT="0" distB="0" distL="0" distR="0" wp14:anchorId="2D816C47" wp14:editId="5923B210">
+            <wp:extent cx="2571750" cy="1595627"/>
+            <wp:effectExtent l="0" t="0" r="0" b="0"/>
+            <wp:docPr id="6" name="Picture 6" descr="A close up of text on a white background&#10;&#10;Description automatically generated"/>
+            <wp:cNvGraphicFramePr>
+              <a:graphicFrameLocks xmlns:a="http://schemas.openxmlformats.org/drawingml/2006/main" noChangeAspect="1"/>
+            </wp:cNvGraphicFramePr>
+            <a:graphic xmlns:a="http://schemas.openxmlformats.org/drawingml/2006/main">
+              <a:graphicData uri="http://schemas.openxmlformats.org/drawingml/2006/picture">
+                <pic:pic xmlns:pic="http://schemas.openxmlformats.org/drawingml/2006/picture">
+                  <pic:nvPicPr>
+                    <pic:cNvPr id="0" name="Picture 11"/>
+                    <pic:cNvPicPr>
+                      <a:picLocks noChangeAspect="1" noChangeArrowheads="1"/>
+                    </pic:cNvPicPr>
+                  </pic:nvPicPr>
+                  <pic:blipFill>
+                    <a:blip r:embed="rId9">
+                      <a:extLst>
+                        <a:ext uri="{28A0092B-C50C-407E-A947-70E740481C1C}">
+                          <a14:useLocalDpi xmlns:a14="http://schemas.microsoft.com/office/drawing/2010/main" val="0"/>
+                        </a:ext>
+                      </a:extLst>
+                    </a:blip>
+                    <a:srcRect/>
+                    <a:stretch>
+                      <a:fillRect/>
+                    </a:stretch>
+                  </pic:blipFill>
+                  <pic:spPr bwMode="auto">
+                    <a:xfrm>
+                      <a:off x="0" y="0"/>
+                      <a:ext cx="2591926" cy="1608145"/>
+                    </a:xfrm>
+                    <a:prstGeom prst="rect">
+                      <a:avLst/>
+                    </a:prstGeom>
+                    <a:noFill/>
+                    <a:ln>
+                      <a:noFill/>
+                    </a:ln>
+                  </pic:spPr>
+                </pic:pic>
+              </a:graphicData>
+            </a:graphic>
+          </wp:inline>
+        </w:drawing>
+      </w:r>
+    </w:p>
+    <w:p>
+      <w:pPr>
+        <w:rPr>
+          <w:lang w:val="en-US"/>
+        </w:rPr>
+      </w:pPr>
+      <w:r>
+        <w:rPr>
+          <w:lang w:val="en-US"/>
+        </w:rPr>
+        <w:t>After 4 epochs, the network seems to learn, where validation loss drops drastically and validation accuracy starts to rise.</w:t>
+      </w:r>
+      <w:r>
+        <w:rPr>
+          <w:lang w:val="en-US"/>
+        </w:rPr>
+        <w:t xml:space="preserve"> It’s deduced that more LSTM layers increase the depth of backward propagation inside training, so </w:t>
+      </w:r>
+      <w:r>
+        <w:rPr>
+          <w:lang w:val="en-US"/>
+        </w:rPr>
+        <w:t xml:space="preserve">the weights on layers located far away from loss could take more iterations to </w:t>
+      </w:r>
+      <w:r>
+        <w:rPr>
+          <w:lang w:val="en-US"/>
+        </w:rPr>
+        <w:t>get supportive gradient</w:t>
+      </w:r>
       <w:r>
         <w:rPr>
           <w:lang w:val="en-US"/>
         </w:rPr>
         <w:t xml:space="preserve"> </w:t>
       </w:r>
+      <w:r>
+        <w:rPr>
+          <w:lang w:val="en-US"/>
+        </w:rPr>
+        <w:t xml:space="preserve">aiming toward </w:t>
+      </w:r>
+      <w:r>
+        <w:rPr>
+          <w:lang w:val="en-US"/>
+        </w:rPr>
+        <w:t>reducing</w:t>
+      </w:r>
+      <w:r>
+        <w:rPr>
+          <w:lang w:val="en-US"/>
+        </w:rPr>
+        <w:t xml:space="preserve"> the loss</w:t>
+      </w:r>
+      <w:r>
+        <w:rPr>
+          <w:lang w:val="en-US"/>
+        </w:rPr>
+        <w:t>.</w:t>
+      </w:r>
+    </w:p>
+    <w:p>
+      <w:pPr>
+        <w:rPr>
+          <w:lang w:val="en-US"/>
+        </w:rPr>
+      </w:pPr>
+      <w:r>
+        <w:rPr>
+          <w:lang w:val="en-US"/>
+        </w:rPr>
+        <w:t>To better observe the effect of adding more LSTM layers, more epochs are trained to see subsequent trends</w:t>
+      </w:r>
+      <w:r>
+        <w:rPr>
+          <w:lang w:val="en-US"/>
+        </w:rPr>
+        <w:t>, displayed below</w:t>
+      </w:r>
+      <w:r>
+        <w:rPr>
+          <w:lang w:val="en-US"/>
+        </w:rPr>
+        <w:t>.</w:t>
+      </w:r>
+    </w:p>
+    <w:p>
+      <w:pPr>
+        <w:rPr>
+          <w:lang w:val="en-US"/>
+        </w:rPr>
+      </w:pPr>
+    </w:p>
+    <w:p>
+      <w:pPr>
+        <w:rPr>
+          <w:lang w:val="en-US"/>
+        </w:rPr>
+      </w:pPr>
+    </w:p>
+    <w:p>
+      <w:pPr>
+        <w:rPr>
+          <w:lang w:val="en-US"/>
+        </w:rPr>
+      </w:pPr>
+    </w:p>
+    <w:p>
+      <w:pPr>
+        <w:rPr>
+          <w:lang w:val="en-US"/>
+        </w:rPr>
+      </w:pPr>
+    </w:p>
+    <w:p>
+      <w:pPr>
+        <w:rPr>
+          <w:lang w:val="en-US"/>
+        </w:rPr>
+      </w:pPr>
+    </w:p>
+    <w:p>
+      <w:pPr>
+        <w:rPr>
+          <w:lang w:val="en-US"/>
+        </w:rPr>
+      </w:pPr>
+    </w:p>
+    <w:p>
+      <w:pPr>
+        <w:rPr>
+          <w:lang w:val="en-US"/>
+        </w:rPr>
+      </w:pPr>
+    </w:p>
+    <w:p>
+      <w:pPr>
+        <w:rPr>
+          <w:lang w:val="en-US"/>
+        </w:rPr>
+      </w:pPr>
+    </w:p>
+    <w:p>
+      <w:pPr>
+        <w:rPr>
+          <w:lang w:val="en-US"/>
+        </w:rPr>
+      </w:pPr>
+    </w:p>
+    <w:p>
+      <w:pPr>
+        <w:rPr>
+          <w:lang w:val="en-US"/>
+        </w:rPr>
+      </w:pPr>
+    </w:p>
+    <w:p>
+      <w:pPr>
+        <w:rPr>
+          <w:lang w:val="en-US"/>
+        </w:rPr>
+      </w:pPr>
+    </w:p>
+    <w:p>
+      <w:pPr>
+        <w:rPr>
+          <w:lang w:val="en-US"/>
+        </w:rPr>
+      </w:pPr>
+    </w:p>
+    <w:p>
+      <w:pPr>
+        <w:rPr>
+          <w:lang w:val="en-US"/>
+        </w:rPr>
+      </w:pPr>
+    </w:p>
+    <w:p>
+      <w:pPr>
+        <w:rPr>
+          <w:lang w:val="en-US"/>
+        </w:rPr>
+      </w:pPr>
+    </w:p>
+    <w:p>
+      <w:pPr>
+        <w:rPr>
+          <w:lang w:val="en-US"/>
+        </w:rPr>
+      </w:pPr>
+    </w:p>
+    <w:p>
+      <w:pPr>
+        <w:rPr>
+          <w:lang w:val="en-US"/>
+        </w:rPr>
+      </w:pPr>
     </w:p>
     <w:sectPr>
       <w:pgSz w:w="11900" w:h="16840"/>

--- a/EECS_738_machine_learning/lab6/Lab 6.docx
+++ b/EECS_738_machine_learning/lab6/Lab 6.docx
@@ -516,7 +516,19 @@
         <w:rPr>
           <w:lang w:val="en-US"/>
         </w:rPr>
-        <w:t>While compared with 2D CNN in lab5, there are different changes. adding filters would help increase accuracy for 2D CNN as elaborated in lab5, but not here. And adding more layers does not seem to help much in both 1D and 2D CNN. They both see a little bit more overfitting with increased validation loss after 6-7 epochs.</w:t>
+        <w:t xml:space="preserve">While compared with 2D CNN in lab5, there are different changes. </w:t>
+      </w:r>
+      <w:r>
+        <w:rPr>
+          <w:lang w:val="en-US"/>
+        </w:rPr>
+        <w:t>Adding</w:t>
+      </w:r>
+      <w:r>
+        <w:rPr>
+          <w:lang w:val="en-US"/>
+        </w:rPr>
+        <w:t xml:space="preserve"> filters would help increase accuracy for 2D CNN as elaborated in lab5, but not here. And adding more layers does not seem to help much in both 1D and 2D CNN. They both see a little bit more overfitting with increased validation loss after 6-7 epochs.</w:t>
       </w:r>
     </w:p>
     <w:p>
@@ -864,6 +876,187 @@
           <w:lang w:val="en-US"/>
         </w:rPr>
         <w:t>, displayed below</w:t>
+      </w:r>
+      <w:r>
+        <w:rPr>
+          <w:lang w:val="en-US"/>
+        </w:rPr>
+        <w:t>.</w:t>
+      </w:r>
+    </w:p>
+    <w:p>
+      <w:pPr>
+        <w:rPr>
+          <w:lang w:val="en-US"/>
+        </w:rPr>
+      </w:pPr>
+    </w:p>
+    <w:p>
+      <w:pPr>
+        <w:rPr>
+          <w:lang w:val="en-US"/>
+        </w:rPr>
+      </w:pPr>
+      <w:r>
+        <w:rPr>
+          <w:lang w:val="en-US"/>
+        </w:rPr>
+        <w:t xml:space="preserve">9. </w:t>
+      </w:r>
+      <w:r>
+        <w:rPr>
+          <w:lang w:val="en-US"/>
+        </w:rPr>
+        <w:t xml:space="preserve">Larger LSTM layers are attempted from 128 to 256. </w:t>
+      </w:r>
+    </w:p>
+    <w:p>
+      <w:pPr>
+        <w:jc w:val="center"/>
+        <w:rPr>
+          <w:rFonts w:ascii="Times New Roman" w:eastAsia="Times New Roman" w:hAnsi="Times New Roman" w:cs="Times New Roman"/>
+        </w:rPr>
+      </w:pPr>
+      <w:r>
+        <w:rPr>
+          <w:noProof/>
+          <w:lang w:val="en-US"/>
+        </w:rPr>
+        <w:drawing>
+          <wp:inline distT="0" distB="0" distL="0" distR="0">
+            <wp:extent cx="3159760" cy="1926590"/>
+            <wp:effectExtent l="0" t="0" r="0" b="0"/>
+            <wp:docPr id="7" name="Picture 7" descr="A close up of a map&#10;&#10;Description automatically generated"/>
+            <wp:cNvGraphicFramePr>
+              <a:graphicFrameLocks xmlns:a="http://schemas.openxmlformats.org/drawingml/2006/main" noChangeAspect="1"/>
+            </wp:cNvGraphicFramePr>
+            <a:graphic xmlns:a="http://schemas.openxmlformats.org/drawingml/2006/main">
+              <a:graphicData uri="http://schemas.openxmlformats.org/drawingml/2006/picture">
+                <pic:pic xmlns:pic="http://schemas.openxmlformats.org/drawingml/2006/picture">
+                  <pic:nvPicPr>
+                    <pic:cNvPr id="0" name="Picture 13"/>
+                    <pic:cNvPicPr>
+                      <a:picLocks noChangeAspect="1" noChangeArrowheads="1"/>
+                    </pic:cNvPicPr>
+                  </pic:nvPicPr>
+                  <pic:blipFill>
+                    <a:blip r:embed="rId10">
+                      <a:extLst>
+                        <a:ext uri="{28A0092B-C50C-407E-A947-70E740481C1C}">
+                          <a14:useLocalDpi xmlns:a14="http://schemas.microsoft.com/office/drawing/2010/main" val="0"/>
+                        </a:ext>
+                      </a:extLst>
+                    </a:blip>
+                    <a:srcRect/>
+                    <a:stretch>
+                      <a:fillRect/>
+                    </a:stretch>
+                  </pic:blipFill>
+                  <pic:spPr bwMode="auto">
+                    <a:xfrm>
+                      <a:off x="0" y="0"/>
+                      <a:ext cx="3159760" cy="1926590"/>
+                    </a:xfrm>
+                    <a:prstGeom prst="rect">
+                      <a:avLst/>
+                    </a:prstGeom>
+                    <a:noFill/>
+                    <a:ln>
+                      <a:noFill/>
+                    </a:ln>
+                  </pic:spPr>
+                </pic:pic>
+              </a:graphicData>
+            </a:graphic>
+          </wp:inline>
+        </w:drawing>
+      </w:r>
+    </w:p>
+    <w:p>
+      <w:pPr>
+        <w:rPr>
+          <w:lang w:val="en-US"/>
+        </w:rPr>
+      </w:pPr>
+    </w:p>
+    <w:p>
+      <w:pPr>
+        <w:rPr>
+          <w:lang w:val="en-US"/>
+        </w:rPr>
+      </w:pPr>
+      <w:r>
+        <w:rPr>
+          <w:lang w:val="en-US"/>
+        </w:rPr>
+        <w:t>Both training and validation accuracy begin to drop after 2 epochs, and finally converge at .5. While training and validation loss begin to rise after 2 epochs and converge at .7.</w:t>
+      </w:r>
+      <w:r>
+        <w:rPr>
+          <w:lang w:val="en-US"/>
+        </w:rPr>
+        <w:t xml:space="preserve"> This is quite similar to the effect of increasing filters for 1D CNN. </w:t>
+      </w:r>
+    </w:p>
+    <w:p>
+      <w:pPr>
+        <w:rPr>
+          <w:lang w:val="en-US"/>
+        </w:rPr>
+      </w:pPr>
+      <w:r>
+        <w:rPr>
+          <w:lang w:val="en-US"/>
+        </w:rPr>
+        <w:t>It’s important that the “unit” parameter we tune here represents the dimensionality of the hidden state that one LSTM cell outputs.</w:t>
+      </w:r>
+      <w:r>
+        <w:rPr>
+          <w:lang w:val="en-US"/>
+        </w:rPr>
+        <w:t xml:space="preserve"> </w:t>
+      </w:r>
+      <w:r>
+        <w:rPr>
+          <w:lang w:val="en-US"/>
+        </w:rPr>
+        <w:t>Larger hidden units make the cell remember longer sequence and generate more features, thus making the network more complicated</w:t>
+      </w:r>
+      <w:r>
+        <w:rPr>
+          <w:lang w:val="en-US"/>
+        </w:rPr>
+        <w:t>.</w:t>
+      </w:r>
+      <w:r>
+        <w:rPr>
+          <w:lang w:val="en-US"/>
+        </w:rPr>
+        <w:t xml:space="preserve"> Not sure why </w:t>
+      </w:r>
+      <w:r>
+        <w:rPr>
+          <w:lang w:val="en-US"/>
+        </w:rPr>
+        <w:t xml:space="preserve">the </w:t>
+      </w:r>
+      <w:r>
+        <w:rPr>
+          <w:lang w:val="en-US"/>
+        </w:rPr>
+        <w:t>256 unit LSTM suddenly stops to learn and converges to a random-guess accuracy, probably</w:t>
+      </w:r>
+      <w:r>
+        <w:rPr>
+          <w:lang w:val="en-US"/>
+        </w:rPr>
+        <w:t xml:space="preserve"> due to the fact that 256 units are way too much to include for extracting sentiment </w:t>
+      </w:r>
+      <w:r>
+        <w:rPr>
+          <w:lang w:val="en-US"/>
+        </w:rPr>
+        <w:t>propensity</w:t>
       </w:r>
       <w:r>
         <w:rPr>

--- a/EECS_738_machine_learning/lab6/Lab 6.docx
+++ b/EECS_738_machine_learning/lab6/Lab 6.docx
@@ -439,7 +439,7 @@
         </w:rPr>
         <w:drawing>
           <wp:inline distT="0" distB="0" distL="0" distR="0">
-            <wp:extent cx="3086100" cy="1926590"/>
+            <wp:extent cx="2702379" cy="1687041"/>
             <wp:effectExtent l="0" t="0" r="0" b="0"/>
             <wp:docPr id="4" name="Picture 4" descr="A close up of a map&#10;&#10;Description automatically generated"/>
             <wp:cNvGraphicFramePr>
@@ -470,7 +470,7 @@
                   <pic:spPr bwMode="auto">
                     <a:xfrm>
                       <a:off x="0" y="0"/>
-                      <a:ext cx="3086100" cy="1926590"/>
+                      <a:ext cx="2711664" cy="1692838"/>
                     </a:xfrm>
                     <a:prstGeom prst="rect">
                       <a:avLst/>
@@ -625,7 +625,7 @@
         </w:rPr>
         <w:drawing>
           <wp:inline distT="0" distB="0" distL="0" distR="0">
-            <wp:extent cx="2800350" cy="1730047"/>
+            <wp:extent cx="2432957" cy="1503073"/>
             <wp:effectExtent l="0" t="0" r="0" b="0"/>
             <wp:docPr id="5" name="Picture 5" descr="A close up of text on a white background&#10;&#10;Description automatically generated"/>
             <wp:cNvGraphicFramePr>
@@ -656,7 +656,7 @@
                   <pic:spPr bwMode="auto">
                     <a:xfrm>
                       <a:off x="0" y="0"/>
-                      <a:ext cx="2808522" cy="1735096"/>
+                      <a:ext cx="2449926" cy="1513556"/>
                     </a:xfrm>
                     <a:prstGeom prst="rect">
                       <a:avLst/>
@@ -747,7 +747,6 @@
           <w:noProof/>
           <w:lang w:val="en-US"/>
         </w:rPr>
-        <w:lastRenderedPageBreak/>
         <w:drawing>
           <wp:inline distT="0" distB="0" distL="0" distR="0" wp14:anchorId="2D816C47" wp14:editId="5923B210">
             <wp:extent cx="2571750" cy="1595627"/>
@@ -808,6 +807,7 @@
         <w:rPr>
           <w:lang w:val="en-US"/>
         </w:rPr>
+        <w:lastRenderedPageBreak/>
         <w:t>After 4 epochs, the network seems to learn, where validation loss drops drastically and validation accuracy starts to rise.</w:t>
       </w:r>
       <w:r>
@@ -924,7 +924,7 @@
         </w:rPr>
         <w:drawing>
           <wp:inline distT="0" distB="0" distL="0" distR="0">
-            <wp:extent cx="3159760" cy="1926590"/>
+            <wp:extent cx="2702378" cy="1647712"/>
             <wp:effectExtent l="0" t="0" r="0" b="0"/>
             <wp:docPr id="7" name="Picture 7" descr="A close up of a map&#10;&#10;Description automatically generated"/>
             <wp:cNvGraphicFramePr>
@@ -955,7 +955,7 @@
                   <pic:spPr bwMode="auto">
                     <a:xfrm>
                       <a:off x="0" y="0"/>
-                      <a:ext cx="3159760" cy="1926590"/>
+                      <a:ext cx="2710299" cy="1652542"/>
                     </a:xfrm>
                     <a:prstGeom prst="rect">
                       <a:avLst/>
@@ -1071,6 +1071,339 @@
           <w:lang w:val="en-US"/>
         </w:rPr>
       </w:pPr>
+    </w:p>
+    <w:p>
+      <w:pPr>
+        <w:rPr>
+          <w:lang w:val="en-US"/>
+        </w:rPr>
+      </w:pPr>
+      <w:r>
+        <w:rPr>
+          <w:lang w:val="en-US"/>
+        </w:rPr>
+        <w:t xml:space="preserve">10. </w:t>
+      </w:r>
+      <w:r>
+        <w:rPr>
+          <w:lang w:val="en-US"/>
+        </w:rPr>
+        <w:t>Below is the performance of the bi-directional LSTM</w:t>
+      </w:r>
+      <w:r>
+        <w:rPr>
+          <w:lang w:val="en-US"/>
+        </w:rPr>
+        <w:t>.</w:t>
+      </w:r>
+    </w:p>
+    <w:p>
+      <w:pPr>
+        <w:jc w:val="center"/>
+        <w:rPr>
+          <w:rFonts w:ascii="Times New Roman" w:eastAsia="Times New Roman" w:hAnsi="Times New Roman" w:cs="Times New Roman"/>
+        </w:rPr>
+      </w:pPr>
+      <w:r>
+        <w:rPr>
+          <w:noProof/>
+          <w:lang w:val="en-US"/>
+        </w:rPr>
+        <w:drawing>
+          <wp:inline distT="0" distB="0" distL="0" distR="0">
+            <wp:extent cx="3118485" cy="1926590"/>
+            <wp:effectExtent l="0" t="0" r="0" b="0"/>
+            <wp:docPr id="8" name="Picture 8" descr="A close up of text on a white background&#10;&#10;Description automatically generated"/>
+            <wp:cNvGraphicFramePr>
+              <a:graphicFrameLocks xmlns:a="http://schemas.openxmlformats.org/drawingml/2006/main" noChangeAspect="1"/>
+            </wp:cNvGraphicFramePr>
+            <a:graphic xmlns:a="http://schemas.openxmlformats.org/drawingml/2006/main">
+              <a:graphicData uri="http://schemas.openxmlformats.org/drawingml/2006/picture">
+                <pic:pic xmlns:pic="http://schemas.openxmlformats.org/drawingml/2006/picture">
+                  <pic:nvPicPr>
+                    <pic:cNvPr id="0" name="Picture 15"/>
+                    <pic:cNvPicPr>
+                      <a:picLocks noChangeAspect="1" noChangeArrowheads="1"/>
+                    </pic:cNvPicPr>
+                  </pic:nvPicPr>
+                  <pic:blipFill>
+                    <a:blip r:embed="rId11">
+                      <a:extLst>
+                        <a:ext uri="{28A0092B-C50C-407E-A947-70E740481C1C}">
+                          <a14:useLocalDpi xmlns:a14="http://schemas.microsoft.com/office/drawing/2010/main" val="0"/>
+                        </a:ext>
+                      </a:extLst>
+                    </a:blip>
+                    <a:srcRect/>
+                    <a:stretch>
+                      <a:fillRect/>
+                    </a:stretch>
+                  </pic:blipFill>
+                  <pic:spPr bwMode="auto">
+                    <a:xfrm>
+                      <a:off x="0" y="0"/>
+                      <a:ext cx="3118485" cy="1926590"/>
+                    </a:xfrm>
+                    <a:prstGeom prst="rect">
+                      <a:avLst/>
+                    </a:prstGeom>
+                    <a:noFill/>
+                    <a:ln>
+                      <a:noFill/>
+                    </a:ln>
+                  </pic:spPr>
+                </pic:pic>
+              </a:graphicData>
+            </a:graphic>
+          </wp:inline>
+        </w:drawing>
+      </w:r>
+    </w:p>
+    <w:tbl>
+      <w:tblPr>
+        <w:tblStyle w:val="TableGrid"/>
+        <w:tblW w:w="0" w:type="auto"/>
+        <w:jc w:val="center"/>
+        <w:tblLook w:val="04A0" w:firstRow="1" w:lastRow="0" w:firstColumn="1" w:lastColumn="0" w:noHBand="0" w:noVBand="1"/>
+      </w:tblPr>
+      <w:tblGrid>
+        <w:gridCol w:w="2602"/>
+        <w:gridCol w:w="2602"/>
+      </w:tblGrid>
+      <w:tr>
+        <w:trPr>
+          <w:trHeight w:val="284"/>
+          <w:jc w:val="center"/>
+        </w:trPr>
+        <w:tc>
+          <w:tcPr>
+            <w:tcW w:w="2602" w:type="dxa"/>
+          </w:tcPr>
+          <w:p>
+            <w:pPr>
+              <w:jc w:val="center"/>
+              <w:rPr>
+                <w:lang w:val="en-US"/>
+              </w:rPr>
+            </w:pPr>
+          </w:p>
+        </w:tc>
+        <w:tc>
+          <w:tcPr>
+            <w:tcW w:w="2602" w:type="dxa"/>
+          </w:tcPr>
+          <w:p>
+            <w:pPr>
+              <w:jc w:val="center"/>
+              <w:rPr>
+                <w:lang w:val="en-US"/>
+              </w:rPr>
+            </w:pPr>
+            <w:r>
+              <w:rPr>
+                <w:lang w:val="en-US"/>
+              </w:rPr>
+              <w:t xml:space="preserve">validation </w:t>
+            </w:r>
+            <w:r>
+              <w:rPr>
+                <w:lang w:val="en-US"/>
+              </w:rPr>
+              <w:t>accuracy</w:t>
+            </w:r>
+          </w:p>
+        </w:tc>
+      </w:tr>
+      <w:tr>
+        <w:trPr>
+          <w:trHeight w:val="272"/>
+          <w:jc w:val="center"/>
+        </w:trPr>
+        <w:tc>
+          <w:tcPr>
+            <w:tcW w:w="2602" w:type="dxa"/>
+          </w:tcPr>
+          <w:p>
+            <w:pPr>
+              <w:jc w:val="center"/>
+              <w:rPr>
+                <w:lang w:val="en-US"/>
+              </w:rPr>
+            </w:pPr>
+            <w:r>
+              <w:rPr>
+                <w:lang w:val="en-US"/>
+              </w:rPr>
+              <w:t>baseline</w:t>
+            </w:r>
+          </w:p>
+        </w:tc>
+        <w:tc>
+          <w:tcPr>
+            <w:tcW w:w="2602" w:type="dxa"/>
+          </w:tcPr>
+          <w:p>
+            <w:pPr>
+              <w:jc w:val="center"/>
+              <w:rPr>
+                <w:lang w:val="en-US"/>
+              </w:rPr>
+            </w:pPr>
+            <w:r>
+              <w:rPr>
+                <w:lang w:val="en-US"/>
+              </w:rPr>
+              <w:t>.8806 (10 epochs)</w:t>
+            </w:r>
+          </w:p>
+        </w:tc>
+      </w:tr>
+      <w:tr>
+        <w:trPr>
+          <w:trHeight w:val="284"/>
+          <w:jc w:val="center"/>
+        </w:trPr>
+        <w:tc>
+          <w:tcPr>
+            <w:tcW w:w="2602" w:type="dxa"/>
+          </w:tcPr>
+          <w:p>
+            <w:pPr>
+              <w:jc w:val="center"/>
+              <w:rPr>
+                <w:lang w:val="en-US"/>
+              </w:rPr>
+            </w:pPr>
+            <w:r>
+              <w:rPr>
+                <w:lang w:val="en-US"/>
+              </w:rPr>
+              <w:t>2-layer LSTM</w:t>
+            </w:r>
+          </w:p>
+        </w:tc>
+        <w:tc>
+          <w:tcPr>
+            <w:tcW w:w="2602" w:type="dxa"/>
+          </w:tcPr>
+          <w:p>
+            <w:pPr>
+              <w:jc w:val="center"/>
+              <w:rPr>
+                <w:lang w:val="en-US"/>
+              </w:rPr>
+            </w:pPr>
+            <w:r>
+              <w:rPr>
+                <w:lang w:val="en-US"/>
+              </w:rPr>
+              <w:t>.8697(5 epochs)</w:t>
+            </w:r>
+          </w:p>
+        </w:tc>
+      </w:tr>
+      <w:tr>
+        <w:trPr>
+          <w:trHeight w:val="272"/>
+          <w:jc w:val="center"/>
+        </w:trPr>
+        <w:tc>
+          <w:tcPr>
+            <w:tcW w:w="2602" w:type="dxa"/>
+          </w:tcPr>
+          <w:p>
+            <w:pPr>
+              <w:jc w:val="center"/>
+              <w:rPr>
+                <w:lang w:val="en-US"/>
+              </w:rPr>
+            </w:pPr>
+            <w:r>
+              <w:rPr>
+                <w:lang w:val="en-US"/>
+              </w:rPr>
+              <w:t>Bi-directional LSTM</w:t>
+            </w:r>
+          </w:p>
+        </w:tc>
+        <w:tc>
+          <w:tcPr>
+            <w:tcW w:w="2602" w:type="dxa"/>
+          </w:tcPr>
+          <w:p>
+            <w:pPr>
+              <w:jc w:val="center"/>
+              <w:rPr>
+                <w:lang w:val="en-US"/>
+              </w:rPr>
+            </w:pPr>
+            <w:r>
+              <w:rPr>
+                <w:lang w:val="en-US"/>
+              </w:rPr>
+              <w:t>.8664(5 epochs)</w:t>
+            </w:r>
+          </w:p>
+        </w:tc>
+      </w:tr>
+    </w:tbl>
+    <w:p>
+      <w:pPr>
+        <w:rPr>
+          <w:lang w:val="en-US"/>
+        </w:rPr>
+      </w:pPr>
+    </w:p>
+    <w:p>
+      <w:pPr>
+        <w:rPr>
+          <w:lang w:val="en-US"/>
+        </w:rPr>
+      </w:pPr>
+      <w:r>
+        <w:rPr>
+          <w:lang w:val="en-US"/>
+        </w:rPr>
+        <w:t xml:space="preserve">Compared with 2-layer LSTM, the bi-directional LSTM generates very similar validation accuracy trend. While it further </w:t>
+      </w:r>
+      <w:r>
+        <w:rPr>
+          <w:lang w:val="en-US"/>
+        </w:rPr>
+        <w:t>alleviates</w:t>
+      </w:r>
+      <w:r>
+        <w:rPr>
+          <w:lang w:val="en-US"/>
+        </w:rPr>
+        <w:t xml:space="preserve"> overfitting by achieving smaller validation loss than the 2-layer LSTM.</w:t>
+      </w:r>
+    </w:p>
+    <w:p>
+      <w:pPr>
+        <w:rPr>
+          <w:lang w:val="en-US"/>
+        </w:rPr>
+      </w:pPr>
+      <w:r>
+        <w:rPr>
+          <w:lang w:val="en-US"/>
+        </w:rPr>
+        <w:lastRenderedPageBreak/>
+        <w:t>Bi-directional LSTM works by feeding future info as inputs alongside with past sequence, thus providing the network more context to predict the current output with better accuracy.</w:t>
+      </w:r>
+      <w:r>
+        <w:rPr>
+          <w:lang w:val="en-US"/>
+        </w:rPr>
+        <w:t xml:space="preserve"> For sentimental analysis, this could be a very powerful </w:t>
+      </w:r>
+      <w:r>
+        <w:rPr>
+          <w:lang w:val="en-US"/>
+        </w:rPr>
+        <w:t>addon that tries to make predictions based on a “global” manner, especially when there are attitude transition in the texts that would make sentimental analysis rather complicated.</w:t>
+      </w:r>
     </w:p>
     <w:p>
       <w:pPr>
@@ -1609,6 +1942,22 @@
     <w:semiHidden/>
     <w:unhideWhenUsed/>
   </w:style>
+  <w:style w:type="table" w:styleId="TableGrid">
+    <w:name w:val="Table Grid"/>
+    <w:basedOn w:val="TableNormal"/>
+    <w:uiPriority w:val="39"/>
+    <w:rsid w:val="00BF157F"/>
+    <w:tblPr>
+      <w:tblBorders>
+        <w:top w:val="single" w:sz="4" w:space="0" w:color="auto"/>
+        <w:left w:val="single" w:sz="4" w:space="0" w:color="auto"/>
+        <w:bottom w:val="single" w:sz="4" w:space="0" w:color="auto"/>
+        <w:right w:val="single" w:sz="4" w:space="0" w:color="auto"/>
+        <w:insideH w:val="single" w:sz="4" w:space="0" w:color="auto"/>
+        <w:insideV w:val="single" w:sz="4" w:space="0" w:color="auto"/>
+      </w:tblBorders>
+    </w:tblPr>
+  </w:style>
 </w:styles>
 </file>
 

--- a/EECS_738_machine_learning/lab6/Lab 6.docx
+++ b/EECS_738_machine_learning/lab6/Lab 6.docx
@@ -408,21 +408,7 @@
         <w:rPr>
           <w:lang w:val="en-US"/>
         </w:rPr>
-        <w:t xml:space="preserve">Another layer of convolution with </w:t>
-      </w:r>
-      <w:proofErr w:type="spellStart"/>
-      <w:r>
-        <w:rPr>
-          <w:lang w:val="en-US"/>
-        </w:rPr>
-        <w:t>BatchNorm</w:t>
-      </w:r>
-      <w:proofErr w:type="spellEnd"/>
-      <w:r>
-        <w:rPr>
-          <w:lang w:val="en-US"/>
-        </w:rPr>
-        <w:t xml:space="preserve"> is added. </w:t>
+        <w:t xml:space="preserve">Another layer of convolution with BatchNorm is added. </w:t>
       </w:r>
     </w:p>
     <w:p>
@@ -1403,6 +1389,208 @@
           <w:lang w:val="en-US"/>
         </w:rPr>
         <w:t>addon that tries to make predictions based on a “global” manner, especially when there are attitude transition in the texts that would make sentimental analysis rather complicated.</w:t>
+      </w:r>
+    </w:p>
+    <w:p>
+      <w:pPr>
+        <w:rPr>
+          <w:lang w:val="en-US"/>
+        </w:rPr>
+      </w:pPr>
+    </w:p>
+    <w:p>
+      <w:pPr>
+        <w:rPr>
+          <w:lang w:val="en-US"/>
+        </w:rPr>
+      </w:pPr>
+      <w:r>
+        <w:rPr>
+          <w:lang w:val="en-US"/>
+        </w:rPr>
+        <w:t xml:space="preserve">11. </w:t>
+      </w:r>
+      <w:r>
+        <w:rPr>
+          <w:lang w:val="en-US"/>
+        </w:rPr>
+        <w:t xml:space="preserve">The attention mechanism tries to </w:t>
+      </w:r>
+      <w:r>
+        <w:rPr>
+          <w:lang w:val="en-US"/>
+        </w:rPr>
+        <w:t>make</w:t>
+      </w:r>
+      <w:r>
+        <w:rPr>
+          <w:lang w:val="en-US"/>
+        </w:rPr>
+        <w:t xml:space="preserve"> the output prediction based on the entire input sequence, with the weights parameterized by </w:t>
+      </w:r>
+      <w:r>
+        <w:rPr>
+          <w:lang w:val="en-US"/>
+        </w:rPr>
+        <w:t xml:space="preserve">alignment scores depicting the correlation between every input and output </w:t>
+      </w:r>
+      <w:r>
+        <w:rPr>
+          <w:lang w:val="en-US"/>
+        </w:rPr>
+        <w:t>element</w:t>
+      </w:r>
+      <w:r>
+        <w:rPr>
+          <w:lang w:val="en-US"/>
+        </w:rPr>
+        <w:t>.</w:t>
+      </w:r>
+      <w:r>
+        <w:rPr>
+          <w:lang w:val="en-US"/>
+        </w:rPr>
+        <w:t xml:space="preserve"> The alignment scores are trained together with the entire RNN by a hidden layer.</w:t>
+      </w:r>
+    </w:p>
+    <w:p>
+      <w:pPr>
+        <w:rPr>
+          <w:lang w:val="en-US"/>
+        </w:rPr>
+      </w:pPr>
+      <w:r>
+        <w:rPr>
+          <w:lang w:val="en-US"/>
+        </w:rPr>
+        <w:t xml:space="preserve">The purpose of attention is </w:t>
+      </w:r>
+      <w:r>
+        <w:rPr>
+          <w:lang w:val="en-US"/>
+        </w:rPr>
+        <w:t>to further enhance “global” consideration for every single output, since classic sequence models are not good at remembering long sequences and mak</w:t>
+      </w:r>
+      <w:r>
+        <w:rPr>
+          <w:lang w:val="en-US"/>
+        </w:rPr>
+        <w:t>ing</w:t>
+      </w:r>
+      <w:r>
+        <w:rPr>
+          <w:lang w:val="en-US"/>
+        </w:rPr>
+        <w:t xml:space="preserve"> use of info</w:t>
+      </w:r>
+      <w:r>
+        <w:rPr>
+          <w:lang w:val="en-US"/>
+        </w:rPr>
+        <w:t>rmation</w:t>
+      </w:r>
+      <w:r>
+        <w:rPr>
+          <w:lang w:val="en-US"/>
+        </w:rPr>
+        <w:t xml:space="preserve"> located at </w:t>
+      </w:r>
+      <w:r>
+        <w:rPr>
+          <w:lang w:val="en-US"/>
+        </w:rPr>
+        <w:t xml:space="preserve">long </w:t>
+      </w:r>
+      <w:r>
+        <w:rPr>
+          <w:lang w:val="en-US"/>
+        </w:rPr>
+        <w:t xml:space="preserve">past. </w:t>
+      </w:r>
+      <w:r>
+        <w:rPr>
+          <w:lang w:val="en-US"/>
+        </w:rPr>
+        <w:t xml:space="preserve">And of course, making use of the entire sequence costs </w:t>
+      </w:r>
+      <w:r>
+        <w:rPr>
+          <w:lang w:val="en-US"/>
+        </w:rPr>
+        <w:t>training</w:t>
+      </w:r>
+      <w:r>
+        <w:rPr>
+          <w:lang w:val="en-US"/>
+        </w:rPr>
+        <w:t xml:space="preserve"> </w:t>
+      </w:r>
+      <w:r>
+        <w:rPr>
+          <w:lang w:val="en-US"/>
+        </w:rPr>
+        <w:t xml:space="preserve">more </w:t>
+      </w:r>
+      <w:r>
+        <w:rPr>
+          <w:lang w:val="en-US"/>
+        </w:rPr>
+        <w:t xml:space="preserve">weights for alignment scores. </w:t>
+      </w:r>
+    </w:p>
+    <w:p>
+      <w:pPr>
+        <w:rPr>
+          <w:lang w:val="en-US"/>
+        </w:rPr>
+      </w:pPr>
+      <w:r>
+        <w:rPr>
+          <w:lang w:val="en-US"/>
+        </w:rPr>
+        <w:t xml:space="preserve">It depends whether this is an optimal approach for analyzing sequence input data. </w:t>
+      </w:r>
+      <w:r>
+        <w:rPr>
+          <w:lang w:val="en-US"/>
+        </w:rPr>
+        <w:t xml:space="preserve">For scenarios where past information plays a vital role, or current output heavily depends on previously mentioned texts, </w:t>
+      </w:r>
+      <w:r>
+        <w:rPr>
+          <w:lang w:val="en-US"/>
+        </w:rPr>
+        <w:t>it would be worth the efforts training additional attention layers</w:t>
+      </w:r>
+      <w:r>
+        <w:rPr>
+          <w:lang w:val="en-US"/>
+        </w:rPr>
+        <w:t xml:space="preserve">, such as some </w:t>
+      </w:r>
+      <w:r>
+        <w:rPr>
+          <w:lang w:val="en-US"/>
+        </w:rPr>
+        <w:t xml:space="preserve">context </w:t>
+      </w:r>
+      <w:r>
+        <w:rPr>
+          <w:lang w:val="en-US"/>
+        </w:rPr>
+        <w:t>analyzing robots</w:t>
+      </w:r>
+      <w:r>
+        <w:rPr>
+          <w:lang w:val="en-US"/>
+        </w:rPr>
+        <w:t xml:space="preserve"> that collects info for all the available history and make instant replies.</w:t>
+      </w:r>
+      <w:r>
+        <w:rPr>
+          <w:lang w:val="en-US"/>
+        </w:rPr>
+        <w:t xml:space="preserve"> Common applications such as translation or text prediction could use attention as an approach for performance boost, and it has become an issue of performance-efficiency tradeoff.</w:t>
       </w:r>
     </w:p>
     <w:p>

--- a/EECS_738_machine_learning/lab6/Lab 6.docx
+++ b/EECS_738_machine_learning/lab6/Lab 6.docx
@@ -425,7 +425,7 @@
         </w:rPr>
         <w:drawing>
           <wp:inline distT="0" distB="0" distL="0" distR="0">
-            <wp:extent cx="2702379" cy="1687041"/>
+            <wp:extent cx="2375807" cy="1483169"/>
             <wp:effectExtent l="0" t="0" r="0" b="0"/>
             <wp:docPr id="4" name="Picture 4" descr="A close up of a map&#10;&#10;Description automatically generated"/>
             <wp:cNvGraphicFramePr>
@@ -456,7 +456,7 @@
                   <pic:spPr bwMode="auto">
                     <a:xfrm>
                       <a:off x="0" y="0"/>
-                      <a:ext cx="2711664" cy="1692838"/>
+                      <a:ext cx="2393719" cy="1494351"/>
                     </a:xfrm>
                     <a:prstGeom prst="rect">
                       <a:avLst/>
@@ -688,37 +688,49 @@
         <w:rPr>
           <w:lang w:val="en-US"/>
         </w:rPr>
-        <w:t xml:space="preserve">does </w:t>
-      </w:r>
-      <w:r>
-        <w:rPr>
-          <w:lang w:val="en-US"/>
-        </w:rPr>
-        <w:t xml:space="preserve">has a tricky effect. </w:t>
-      </w:r>
-      <w:r>
-        <w:rPr>
-          <w:lang w:val="en-US"/>
-        </w:rPr>
-        <w:t xml:space="preserve">Looking from the training history below, every metric remains the same for </w:t>
-      </w:r>
-      <w:r>
-        <w:rPr>
-          <w:lang w:val="en-US"/>
-        </w:rPr>
-        <w:t>4</w:t>
-      </w:r>
-      <w:r>
-        <w:rPr>
-          <w:lang w:val="en-US"/>
-        </w:rPr>
-        <w:t xml:space="preserve"> epochs, with validation loss even increasing by 64%</w:t>
-      </w:r>
-      <w:r>
-        <w:rPr>
-          <w:lang w:val="en-US"/>
-        </w:rPr>
-        <w:t xml:space="preserve">. </w:t>
+        <w:t>generates a rather different performance curve</w:t>
+      </w:r>
+      <w:r>
+        <w:rPr>
+          <w:lang w:val="en-US"/>
+        </w:rPr>
+        <w:t>.</w:t>
+      </w:r>
+      <w:r>
+        <w:rPr>
+          <w:lang w:val="en-US"/>
+        </w:rPr>
+        <w:t xml:space="preserve"> 10 epochs are trained for thorough analysis.</w:t>
+      </w:r>
+      <w:r>
+        <w:rPr>
+          <w:lang w:val="en-US"/>
+        </w:rPr>
+        <w:t xml:space="preserve"> </w:t>
+      </w:r>
+      <w:r>
+        <w:rPr>
+          <w:lang w:val="en-US"/>
+        </w:rPr>
+        <w:t xml:space="preserve">Looking from the training history below, </w:t>
+      </w:r>
+      <w:r>
+        <w:rPr>
+          <w:lang w:val="en-US"/>
+        </w:rPr>
+        <w:t xml:space="preserve">one more LSTM layer brings in lots of weights to learn, so it takes more iterations </w:t>
+      </w:r>
+      <w:r>
+        <w:rPr>
+          <w:lang w:val="en-US"/>
+        </w:rPr>
+        <w:t>for gradients to descend</w:t>
+      </w:r>
+      <w:r>
+        <w:rPr>
+          <w:lang w:val="en-US"/>
+        </w:rPr>
+        <w:t>.</w:t>
       </w:r>
     </w:p>
     <w:p>
@@ -734,10 +746,10 @@
           <w:lang w:val="en-US"/>
         </w:rPr>
         <w:drawing>
-          <wp:inline distT="0" distB="0" distL="0" distR="0" wp14:anchorId="2D816C47" wp14:editId="5923B210">
-            <wp:extent cx="2571750" cy="1595627"/>
+          <wp:inline distT="0" distB="0" distL="0" distR="0" wp14:anchorId="4BE58C65" wp14:editId="4047E292">
+            <wp:extent cx="2628900" cy="1639128"/>
             <wp:effectExtent l="0" t="0" r="0" b="0"/>
-            <wp:docPr id="6" name="Picture 6" descr="A close up of text on a white background&#10;&#10;Description automatically generated"/>
+            <wp:docPr id="9" name="Picture 9" descr="A close up of a map&#10;&#10;Description automatically generated"/>
             <wp:cNvGraphicFramePr>
               <a:graphicFrameLocks xmlns:a="http://schemas.openxmlformats.org/drawingml/2006/main" noChangeAspect="1"/>
             </wp:cNvGraphicFramePr>
@@ -745,10 +757,8 @@
               <a:graphicData uri="http://schemas.openxmlformats.org/drawingml/2006/picture">
                 <pic:pic xmlns:pic="http://schemas.openxmlformats.org/drawingml/2006/picture">
                   <pic:nvPicPr>
-                    <pic:cNvPr id="0" name="Picture 11"/>
-                    <pic:cNvPicPr>
-                      <a:picLocks noChangeAspect="1" noChangeArrowheads="1"/>
-                    </pic:cNvPicPr>
+                    <pic:cNvPr id="9" name="one_more_layer_10 epochs.png"/>
+                    <pic:cNvPicPr/>
                   </pic:nvPicPr>
                   <pic:blipFill>
                     <a:blip r:embed="rId9">
@@ -758,23 +768,18 @@
                         </a:ext>
                       </a:extLst>
                     </a:blip>
-                    <a:srcRect/>
                     <a:stretch>
                       <a:fillRect/>
                     </a:stretch>
                   </pic:blipFill>
-                  <pic:spPr bwMode="auto">
+                  <pic:spPr>
                     <a:xfrm>
                       <a:off x="0" y="0"/>
-                      <a:ext cx="2591926" cy="1608145"/>
+                      <a:ext cx="2645330" cy="1649372"/>
                     </a:xfrm>
                     <a:prstGeom prst="rect">
                       <a:avLst/>
                     </a:prstGeom>
-                    <a:noFill/>
-                    <a:ln>
-                      <a:noFill/>
-                    </a:ln>
                   </pic:spPr>
                 </pic:pic>
               </a:graphicData>
@@ -794,25 +799,19 @@
           <w:lang w:val="en-US"/>
         </w:rPr>
         <w:lastRenderedPageBreak/>
-        <w:t>After 4 epochs, the network seems to learn, where validation loss drops drastically and validation accuracy starts to rise.</w:t>
-      </w:r>
-      <w:r>
-        <w:rPr>
-          <w:lang w:val="en-US"/>
-        </w:rPr>
-        <w:t xml:space="preserve"> It’s deduced that more LSTM layers increase the depth of backward propagation inside training, so </w:t>
-      </w:r>
-      <w:r>
-        <w:rPr>
-          <w:lang w:val="en-US"/>
-        </w:rPr>
-        <w:t xml:space="preserve">the weights on layers located far away from loss could take more iterations to </w:t>
-      </w:r>
-      <w:r>
-        <w:rPr>
-          <w:lang w:val="en-US"/>
-        </w:rPr>
-        <w:t>get supportive gradient</w:t>
+        <w:t xml:space="preserve">After 4 epochs, the </w:t>
+      </w:r>
+      <w:r>
+        <w:rPr>
+          <w:lang w:val="en-US"/>
+        </w:rPr>
+        <w:t>network shows more overfitting than the 2-layer LSTM</w:t>
+      </w:r>
+      <w:r>
+        <w:rPr>
+          <w:lang w:val="en-US"/>
+        </w:rPr>
+        <w:t>.</w:t>
       </w:r>
       <w:r>
         <w:rPr>
@@ -824,50 +823,19 @@
         <w:rPr>
           <w:lang w:val="en-US"/>
         </w:rPr>
-        <w:t xml:space="preserve">aiming toward </w:t>
-      </w:r>
-      <w:r>
-        <w:rPr>
-          <w:lang w:val="en-US"/>
-        </w:rPr>
-        <w:t>reducing</w:t>
-      </w:r>
-      <w:r>
-        <w:rPr>
-          <w:lang w:val="en-US"/>
-        </w:rPr>
-        <w:t xml:space="preserve"> the loss</w:t>
-      </w:r>
-      <w:r>
-        <w:rPr>
-          <w:lang w:val="en-US"/>
-        </w:rPr>
-        <w:t>.</w:t>
-      </w:r>
-    </w:p>
-    <w:p>
-      <w:pPr>
-        <w:rPr>
-          <w:lang w:val="en-US"/>
-        </w:rPr>
-      </w:pPr>
-      <w:r>
-        <w:rPr>
-          <w:lang w:val="en-US"/>
-        </w:rPr>
-        <w:t>To better observe the effect of adding more LSTM layers, more epochs are trained to see subsequent trends</w:t>
-      </w:r>
-      <w:r>
-        <w:rPr>
-          <w:lang w:val="en-US"/>
-        </w:rPr>
-        <w:t>, displayed below</w:t>
-      </w:r>
-      <w:r>
-        <w:rPr>
-          <w:lang w:val="en-US"/>
-        </w:rPr>
-        <w:t>.</w:t>
+        <w:t>To my understanding, s</w:t>
+      </w:r>
+      <w:r>
+        <w:rPr>
+          <w:lang w:val="en-US"/>
+        </w:rPr>
+        <w:t>tacking LSTM layers together would increase probability of overfitting, since feeding the output of former LSTM layers into the next layer results in more complexity of the network</w:t>
+      </w:r>
+      <w:r>
+        <w:rPr>
+          <w:lang w:val="en-US"/>
+        </w:rPr>
+        <w:t>, while forget gates do not necessarily extract high level information(like convolutional layers do) for the final dense layer modeling.</w:t>
       </w:r>
     </w:p>
     <w:p>
@@ -1388,7 +1356,19 @@
         <w:rPr>
           <w:lang w:val="en-US"/>
         </w:rPr>
-        <w:t>addon that tries to make predictions based on a “global” manner, especially when there are attitude transition in the texts that would make sentimental analysis rather complicated.</w:t>
+        <w:t xml:space="preserve">addon that tries to make predictions based on a </w:t>
+      </w:r>
+      <w:r>
+        <w:rPr>
+          <w:lang w:val="en-US"/>
+        </w:rPr>
+        <w:t xml:space="preserve">more </w:t>
+      </w:r>
+      <w:r>
+        <w:rPr>
+          <w:lang w:val="en-US"/>
+        </w:rPr>
+        <w:t>“global” manner, especially when there are attitude transition in the texts that would make sentimental analysis rather complicated.</w:t>
       </w:r>
     </w:p>
     <w:p>
